--- a/SVD_Editor_维护文档.docx
+++ b/SVD_Editor_维护文档.docx
@@ -42,7 +42,7 @@
           <w:color w:val="777777"/>
           <w:sz w:val="24"/>
         </w:rPr>
-        <w:t>版本 2.0</w:t>
+        <w:t>版本 2.1</w:t>
       </w:r>
     </w:p>
     <w:p>
@@ -54,7 +54,7 @@
           <w:color w:val="777777"/>
           <w:sz w:val="24"/>
         </w:rPr>
-        <w:t>2025 年 4 月</w:t>
+        <w:t>2025 年 5 月</w:t>
       </w:r>
     </w:p>
     <w:p>
@@ -2374,6 +2374,681 @@
         <w:t>树控件已实现增量更新 O(n)。大文件使用分块解析。避免 ResizeToContents 遍历全部节点。</w:t>
       </w:r>
     </w:p>
+    <w:p>
+      <w:pPr>
+        <w:pStyle w:val="Normal"/>
+      </w:pPr>
+      <w:r>
+        <w:rPr/>
+        <w:t xml:space="preserve"/>
+      </w:r>
+    </w:p>
+    <w:p>
+      <w:pPr>
+        <w:pStyle w:val="Heading 1"/>
+      </w:pPr>
+      <w:r>
+        <w:rPr/>
+        <w:t xml:space="preserve">13 AI 助手模块</w:t>
+      </w:r>
+    </w:p>
+    <w:p>
+      <w:pPr>
+        <w:pStyle w:val="Normal"/>
+      </w:pPr>
+      <w:r>
+        <w:rPr/>
+        <w:t xml:space="preserve">AI 助手模块（svd_tool/ai_assistant/）提供自然语言交互式 SVD 数据操作能力。该模块为独立模块，依赖 openai 或 anthropic 库（可选），未安装时不影响主程序其他功能。</w:t>
+      </w:r>
+    </w:p>
+    <w:p>
+      <w:pPr>
+        <w:pStyle w:val="Normal"/>
+      </w:pPr>
+      <w:r>
+        <w:rPr/>
+        <w:t xml:space="preserve"/>
+      </w:r>
+    </w:p>
+    <w:p>
+      <w:pPr>
+        <w:pStyle w:val="Normal"/>
+      </w:pPr>
+      <w:r>
+        <w:rPr/>
+        <w:t xml:space="preserve">图 X：AI 助手模块架构图</w:t>
+      </w:r>
+    </w:p>
+    <w:p>
+      <w:pPr>
+        <w:pStyle w:val="Normal"/>
+      </w:pPr>
+      <w:r>
+        <w:rPr/>
+        <w:t xml:space="preserve"/>
+      </w:r>
+    </w:p>
+    <w:p>
+      <w:pPr>
+        <w:pStyle w:val="Heading 2"/>
+      </w:pPr>
+      <w:r>
+        <w:rPr/>
+        <w:t xml:space="preserve">13.1 模块结构</w:t>
+      </w:r>
+    </w:p>
+    <w:p>
+      <w:pPr>
+        <w:pStyle w:val="Normal"/>
+      </w:pPr>
+      <w:r>
+        <w:rPr/>
+        <w:t xml:space="preserve">ai_assistant/</w:t>
+      </w:r>
+    </w:p>
+    <w:p>
+      <w:pPr>
+        <w:pStyle w:val="Normal"/>
+      </w:pPr>
+      <w:r>
+        <w:rPr/>
+        <w:t xml:space="preserve">  __init__.py          # 模块入口，提供 create_ai_assistant() 工厂函数</w:t>
+      </w:r>
+    </w:p>
+    <w:p>
+      <w:pPr>
+        <w:pStyle w:val="Normal"/>
+      </w:pPr>
+      <w:r>
+        <w:rPr/>
+        <w:t xml:space="preserve">  config.py            # AIConfig 数据类和 AIConfigManager 持久化管理</w:t>
+      </w:r>
+    </w:p>
+    <w:p>
+      <w:pPr>
+        <w:pStyle w:val="Normal"/>
+      </w:pPr>
+      <w:r>
+        <w:rPr/>
+        <w:t xml:space="preserve">  backend.py           # API 后端封装，支持 OpenAI 和 Anthropic</w:t>
+      </w:r>
+    </w:p>
+    <w:p>
+      <w:pPr>
+        <w:pStyle w:val="Normal"/>
+      </w:pPr>
+      <w:r>
+        <w:rPr/>
+        <w:t xml:space="preserve">  controller.py        # AIAssistantController 控制器，协调各组件</w:t>
+      </w:r>
+    </w:p>
+    <w:p>
+      <w:pPr>
+        <w:pStyle w:val="Normal"/>
+      </w:pPr>
+      <w:r>
+        <w:rPr/>
+        <w:t xml:space="preserve">  prompt_builder.py    # PromptBuilder 系统提示词构建器</w:t>
+      </w:r>
+    </w:p>
+    <w:p>
+      <w:pPr>
+        <w:pStyle w:val="Normal"/>
+      </w:pPr>
+      <w:r>
+        <w:rPr/>
+        <w:t xml:space="preserve">  command_executor.py  # CommandExecutor 操作执行器</w:t>
+      </w:r>
+    </w:p>
+    <w:p>
+      <w:pPr>
+        <w:pStyle w:val="Normal"/>
+      </w:pPr>
+      <w:r>
+        <w:rPr/>
+        <w:t xml:space="preserve">  chat_history.py      # ChatHistory 对话历史管理</w:t>
+      </w:r>
+    </w:p>
+    <w:p>
+      <w:pPr>
+        <w:pStyle w:val="Normal"/>
+      </w:pPr>
+      <w:r>
+        <w:rPr/>
+        <w:t xml:space="preserve">  widgets/</w:t>
+      </w:r>
+    </w:p>
+    <w:p>
+      <w:pPr>
+        <w:pStyle w:val="Normal"/>
+      </w:pPr>
+      <w:r>
+        <w:rPr/>
+        <w:t xml:space="preserve">    chat_panel.py      # ChatPanel 聊天面板 UI</w:t>
+      </w:r>
+    </w:p>
+    <w:p>
+      <w:pPr>
+        <w:pStyle w:val="Normal"/>
+      </w:pPr>
+      <w:r>
+        <w:rPr/>
+        <w:t xml:space="preserve">    chat_bubble.py     # ChatBubble 聊天气泡组件</w:t>
+      </w:r>
+    </w:p>
+    <w:p>
+      <w:pPr>
+        <w:pStyle w:val="Normal"/>
+      </w:pPr>
+      <w:r>
+        <w:rPr/>
+        <w:t xml:space="preserve">    settings_dialog.py # AISettingsDialog AI 设置对话框</w:t>
+      </w:r>
+    </w:p>
+    <w:p>
+      <w:pPr>
+        <w:pStyle w:val="Normal"/>
+      </w:pPr>
+      <w:r>
+        <w:rPr/>
+        <w:t xml:space="preserve"/>
+      </w:r>
+    </w:p>
+    <w:p>
+      <w:pPr>
+        <w:pStyle w:val="Heading 2"/>
+      </w:pPr>
+      <w:r>
+        <w:rPr/>
+        <w:t xml:space="preserve">13.2 核心架构</w:t>
+      </w:r>
+    </w:p>
+    <w:p>
+      <w:pPr>
+        <w:pStyle w:val="Normal"/>
+      </w:pPr>
+      <w:r>
+        <w:rPr/>
+        <w:t xml:space="preserve">AI 助手采用分层架构设计：</w:t>
+      </w:r>
+    </w:p>
+    <w:p>
+      <w:pPr>
+        <w:pStyle w:val="Normal"/>
+      </w:pPr>
+      <w:r>
+        <w:rPr/>
+        <w:t xml:space="preserve"/>
+      </w:r>
+    </w:p>
+    <w:p>
+      <w:pPr>
+        <w:pStyle w:val="Normal"/>
+      </w:pPr>
+      <w:r>
+        <w:rPr/>
+        <w:t xml:space="preserve">1. UI 层（widgets/）：提供聊天界面、设置对话框、聊天气泡等可视化组件。</w:t>
+      </w:r>
+    </w:p>
+    <w:p>
+      <w:pPr>
+        <w:pStyle w:val="Normal"/>
+      </w:pPr>
+      <w:r>
+        <w:rPr/>
+        <w:t xml:space="preserve">2. 控制层（controller.py）：AIAssistantController 协调 UI、后端、执行器之间的交互。</w:t>
+      </w:r>
+    </w:p>
+    <w:p>
+      <w:pPr>
+        <w:pStyle w:val="Normal"/>
+      </w:pPr>
+      <w:r>
+        <w:rPr/>
+        <w:t xml:space="preserve">3. 提示层（prompt_builder.py）：构建系统提示词，注入当前 SVD 上下文快照。</w:t>
+      </w:r>
+    </w:p>
+    <w:p>
+      <w:pPr>
+        <w:pStyle w:val="Normal"/>
+      </w:pPr>
+      <w:r>
+        <w:rPr/>
+        <w:t xml:space="preserve">4. 后端层（backend.py）：封装 OpenAI/Anthropic API 调用，支持流式响应。</w:t>
+      </w:r>
+    </w:p>
+    <w:p>
+      <w:pPr>
+        <w:pStyle w:val="Normal"/>
+      </w:pPr>
+      <w:r>
+        <w:rPr/>
+        <w:t xml:space="preserve">5. 执行层（command_executor.py）：将 AI 返回的 JSON 操作指令翻译为对 DeviceInfo 的直接操作。</w:t>
+      </w:r>
+    </w:p>
+    <w:p>
+      <w:pPr>
+        <w:pStyle w:val="Normal"/>
+      </w:pPr>
+      <w:r>
+        <w:rPr/>
+        <w:t xml:space="preserve">6. 持久层（config.py, chat_history.py）：配置管理和对话历史存储。</w:t>
+      </w:r>
+    </w:p>
+    <w:p>
+      <w:pPr>
+        <w:pStyle w:val="Normal"/>
+      </w:pPr>
+      <w:r>
+        <w:rPr/>
+        <w:t xml:space="preserve"/>
+      </w:r>
+    </w:p>
+    <w:p>
+      <w:pPr>
+        <w:pStyle w:val="Heading 2"/>
+      </w:pPr>
+      <w:r>
+        <w:rPr/>
+        <w:t xml:space="preserve">13.3 数据流</w:t>
+      </w:r>
+    </w:p>
+    <w:p>
+      <w:pPr>
+        <w:pStyle w:val="Normal"/>
+      </w:pPr>
+      <w:r>
+        <w:rPr/>
+        <w:t xml:space="preserve">用户输入 -&gt; ChatPanel -&gt; Controller -&gt; PromptBuilder（构建上下文） -&gt; Backend（API 调用）</w:t>
+      </w:r>
+    </w:p>
+    <w:p>
+      <w:pPr>
+        <w:pStyle w:val="Normal"/>
+      </w:pPr>
+      <w:r>
+        <w:rPr/>
+        <w:t xml:space="preserve">AI 响应 -&gt; Controller -&gt; CommandExecutor（解析 JSON 并执行） -&gt; DeviceInfo 修改 -&gt; UI 刷新</w:t>
+      </w:r>
+    </w:p>
+    <w:p>
+      <w:pPr>
+        <w:pStyle w:val="Normal"/>
+      </w:pPr>
+      <w:r>
+        <w:rPr/>
+        <w:t xml:space="preserve"/>
+      </w:r>
+    </w:p>
+    <w:p>
+      <w:pPr>
+        <w:pStyle w:val="Heading 2"/>
+      </w:pPr>
+      <w:r>
+        <w:rPr/>
+        <w:t xml:space="preserve">13.4 系统提示词</w:t>
+      </w:r>
+    </w:p>
+    <w:p>
+      <w:pPr>
+        <w:pStyle w:val="Normal"/>
+      </w:pPr>
+      <w:r>
+        <w:rPr/>
+        <w:t xml:space="preserve">PromptBuilder 负责构建完整的系统提示词，包含三层信息：</w:t>
+      </w:r>
+    </w:p>
+    <w:p>
+      <w:pPr>
+        <w:pStyle w:val="Normal"/>
+      </w:pPr>
+      <w:r>
+        <w:rPr/>
+        <w:t xml:space="preserve"/>
+      </w:r>
+    </w:p>
+    <w:p>
+      <w:pPr>
+        <w:pStyle w:val="Normal"/>
+      </w:pPr>
+      <w:r>
+        <w:rPr/>
+        <w:t xml:space="preserve">1. 角色定义：AI 的身份、能力范围和交互规则</w:t>
+      </w:r>
+    </w:p>
+    <w:p>
+      <w:pPr>
+        <w:pStyle w:val="Normal"/>
+      </w:pPr>
+      <w:r>
+        <w:rPr/>
+        <w:t xml:space="preserve">2. SVD 上下文快照：当前打开文件的设备信息、外设列表、寄存器结构等</w:t>
+      </w:r>
+    </w:p>
+    <w:p>
+      <w:pPr>
+        <w:pStyle w:val="Normal"/>
+      </w:pPr>
+      <w:r>
+        <w:rPr/>
+        <w:t xml:space="preserve">3. 操作格式规范：JSON 格式的操作指令定义，包括 19 种可用操作</w:t>
+      </w:r>
+    </w:p>
+    <w:p>
+      <w:pPr>
+        <w:pStyle w:val="Normal"/>
+      </w:pPr>
+      <w:r>
+        <w:rPr/>
+        <w:t xml:space="preserve"/>
+      </w:r>
+    </w:p>
+    <w:p>
+      <w:pPr>
+        <w:pStyle w:val="Heading 2"/>
+      </w:pPr>
+      <w:r>
+        <w:rPr/>
+        <w:t xml:space="preserve">13.5 操作指令</w:t>
+      </w:r>
+    </w:p>
+    <w:p>
+      <w:pPr>
+        <w:pStyle w:val="Normal"/>
+      </w:pPr>
+      <w:r>
+        <w:rPr/>
+        <w:t xml:space="preserve">CommandExecutor 支持以下操作类型：</w:t>
+      </w:r>
+    </w:p>
+    <w:p>
+      <w:pPr>
+        <w:pStyle w:val="Normal"/>
+      </w:pPr>
+      <w:r>
+        <w:rPr/>
+        <w:t xml:space="preserve"/>
+      </w:r>
+    </w:p>
+    <w:p>
+      <w:pPr>
+        <w:pStyle w:val="Normal"/>
+      </w:pPr>
+      <w:r>
+        <w:rPr/>
+        <w:t xml:space="preserve">只读操作：validate、info、search、conflicts、diff、jump</w:t>
+      </w:r>
+    </w:p>
+    <w:p>
+      <w:pPr>
+        <w:pStyle w:val="Normal"/>
+      </w:pPr>
+      <w:r>
+        <w:rPr/>
+        <w:t xml:space="preserve">修改操作：update_device、add/update/remove_peripheral、add/update/remove_register、add/update/remove_field</w:t>
+      </w:r>
+    </w:p>
+    <w:p>
+      <w:pPr>
+        <w:pStyle w:val="Normal"/>
+      </w:pPr>
+      <w:r>
+        <w:rPr/>
+        <w:t xml:space="preserve">多文档操作：switch_document、save_document、batch_save</w:t>
+      </w:r>
+    </w:p>
+    <w:p>
+      <w:pPr>
+        <w:pStyle w:val="Normal"/>
+      </w:pPr>
+      <w:r>
+        <w:rPr/>
+        <w:t xml:space="preserve"/>
+      </w:r>
+    </w:p>
+    <w:p>
+      <w:pPr>
+        <w:pStyle w:val="Normal"/>
+      </w:pPr>
+      <w:r>
+        <w:rPr/>
+        <w:t xml:space="preserve">所有修改操作通过 Command 模式封装，支持撤销（Ctrl+Z）。</w:t>
+      </w:r>
+    </w:p>
+    <w:p>
+      <w:pPr>
+        <w:pStyle w:val="Normal"/>
+      </w:pPr>
+      <w:r>
+        <w:rPr/>
+        <w:t xml:space="preserve"/>
+      </w:r>
+    </w:p>
+    <w:p>
+      <w:pPr>
+        <w:pStyle w:val="Heading 2"/>
+      </w:pPr>
+      <w:r>
+        <w:rPr/>
+        <w:t xml:space="preserve">13.6 配置管理</w:t>
+      </w:r>
+    </w:p>
+    <w:p>
+      <w:pPr>
+        <w:pStyle w:val="Normal"/>
+      </w:pPr>
+      <w:r>
+        <w:rPr/>
+        <w:t xml:space="preserve">AIConfig 数据类包含以下配置项：</w:t>
+      </w:r>
+    </w:p>
+    <w:p>
+      <w:pPr>
+        <w:pStyle w:val="Normal"/>
+      </w:pPr>
+      <w:r>
+        <w:rPr/>
+        <w:t xml:space="preserve">- api_key: API 密钥</w:t>
+      </w:r>
+    </w:p>
+    <w:p>
+      <w:pPr>
+        <w:pStyle w:val="Normal"/>
+      </w:pPr>
+      <w:r>
+        <w:rPr/>
+        <w:t xml:space="preserve">- api_base_url: API 端点地址</w:t>
+      </w:r>
+    </w:p>
+    <w:p>
+      <w:pPr>
+        <w:pStyle w:val="Normal"/>
+      </w:pPr>
+      <w:r>
+        <w:rPr/>
+        <w:t xml:space="preserve">- api_type: API 类型（openai 或 anthropic）</w:t>
+      </w:r>
+    </w:p>
+    <w:p>
+      <w:pPr>
+        <w:pStyle w:val="Normal"/>
+      </w:pPr>
+      <w:r>
+        <w:rPr/>
+        <w:t xml:space="preserve">- model: 模型名称</w:t>
+      </w:r>
+    </w:p>
+    <w:p>
+      <w:pPr>
+        <w:pStyle w:val="Normal"/>
+      </w:pPr>
+      <w:r>
+        <w:rPr/>
+        <w:t xml:space="preserve">- temperature: 温度参数</w:t>
+      </w:r>
+    </w:p>
+    <w:p>
+      <w:pPr>
+        <w:pStyle w:val="Normal"/>
+      </w:pPr>
+      <w:r>
+        <w:rPr/>
+        <w:t xml:space="preserve">- max_tokens: 最大输出 token 数</w:t>
+      </w:r>
+    </w:p>
+    <w:p>
+      <w:pPr>
+        <w:pStyle w:val="Normal"/>
+      </w:pPr>
+      <w:r>
+        <w:rPr/>
+        <w:t xml:space="preserve">- enable_streaming: 是否启用流式响应</w:t>
+      </w:r>
+    </w:p>
+    <w:p>
+      <w:pPr>
+        <w:pStyle w:val="Normal"/>
+      </w:pPr>
+      <w:r>
+        <w:rPr/>
+        <w:t xml:space="preserve">- max_history_messages: 最大历史消息数</w:t>
+      </w:r>
+    </w:p>
+    <w:p>
+      <w:pPr>
+        <w:pStyle w:val="Normal"/>
+      </w:pPr>
+      <w:r>
+        <w:rPr/>
+        <w:t xml:space="preserve">- request_timeout: 请求超时时间</w:t>
+      </w:r>
+    </w:p>
+    <w:p>
+      <w:pPr>
+        <w:pStyle w:val="Normal"/>
+      </w:pPr>
+      <w:r>
+        <w:rPr/>
+        <w:t xml:space="preserve">- system_prompt_extra: 自定义系统提示词补充</w:t>
+      </w:r>
+    </w:p>
+    <w:p>
+      <w:pPr>
+        <w:pStyle w:val="Normal"/>
+      </w:pPr>
+      <w:r>
+        <w:rPr/>
+        <w:t xml:space="preserve"/>
+      </w:r>
+    </w:p>
+    <w:p>
+      <w:pPr>
+        <w:pStyle w:val="Normal"/>
+      </w:pPr>
+      <w:r>
+        <w:rPr/>
+        <w:t xml:space="preserve">配置文件存储在 ~/.svd_tool/ai_config.json。</w:t>
+      </w:r>
+    </w:p>
+    <w:p>
+      <w:pPr>
+        <w:pStyle w:val="Normal"/>
+      </w:pPr>
+      <w:r>
+        <w:rPr/>
+        <w:t xml:space="preserve"/>
+      </w:r>
+    </w:p>
+    <w:p>
+      <w:pPr>
+        <w:pStyle w:val="Heading 2"/>
+      </w:pPr>
+      <w:r>
+        <w:rPr/>
+        <w:t xml:space="preserve">13.7 扩展开发</w:t>
+      </w:r>
+    </w:p>
+    <w:p>
+      <w:pPr>
+        <w:pStyle w:val="Normal"/>
+      </w:pPr>
+      <w:r>
+        <w:rPr/>
+        <w:t xml:space="preserve">添加新的 AI 操作：</w:t>
+      </w:r>
+    </w:p>
+    <w:p>
+      <w:pPr>
+        <w:pStyle w:val="Normal"/>
+      </w:pPr>
+      <w:r>
+        <w:rPr/>
+        <w:t xml:space="preserve">1. 在 prompt_builder.py 的 _build_action_schema() 中添加操作定义</w:t>
+      </w:r>
+    </w:p>
+    <w:p>
+      <w:pPr>
+        <w:pStyle w:val="Normal"/>
+      </w:pPr>
+      <w:r>
+        <w:rPr/>
+        <w:t xml:space="preserve">2. 在 command_executor.py 的 _operation_map 中注册处理函数</w:t>
+      </w:r>
+    </w:p>
+    <w:p>
+      <w:pPr>
+        <w:pStyle w:val="Normal"/>
+      </w:pPr>
+      <w:r>
+        <w:rPr/>
+        <w:t xml:space="preserve">3. 实现对应的 _op_xxx() 方法</w:t>
+      </w:r>
+    </w:p>
+    <w:p>
+      <w:pPr>
+        <w:pStyle w:val="Normal"/>
+      </w:pPr>
+      <w:r>
+        <w:rPr/>
+        <w:t xml:space="preserve"/>
+      </w:r>
+    </w:p>
+    <w:p>
+      <w:pPr>
+        <w:pStyle w:val="Normal"/>
+      </w:pPr>
+      <w:r>
+        <w:rPr/>
+        <w:t xml:space="preserve">添加新的 AI 提供商：</w:t>
+      </w:r>
+    </w:p>
+    <w:p>
+      <w:pPr>
+        <w:pStyle w:val="Normal"/>
+      </w:pPr>
+      <w:r>
+        <w:rPr/>
+        <w:t xml:space="preserve">1. 在 backend.py 中添加新的 API 调用实现</w:t>
+      </w:r>
+    </w:p>
+    <w:p>
+      <w:pPr>
+        <w:pStyle w:val="Normal"/>
+      </w:pPr>
+      <w:r>
+        <w:rPr/>
+        <w:t xml:space="preserve">2. 在 config.py 的 AIConfig 中添加对应的配置项</w:t>
+      </w:r>
+    </w:p>
+    <w:p>
+      <w:pPr>
+        <w:pStyle w:val="Normal"/>
+      </w:pPr>
+      <w:r>
+        <w:rPr/>
+        <w:t xml:space="preserve">3. 在 settings_dialog.py 中添加提供商选项</w:t>
+      </w:r>
+    </w:p>
     <w:sectPr>
       <w:pgSz w:w="12240" w:h="15840"/>
       <w:pgMar w:top="1440" w:right="1800" w:bottom="1440" w:left="1800" w:header="720" w:footer="720" w:gutter="0"/>
